--- a/report_agent/output/risk_assessment_form/2026-07-31/risk_assessment_form_filled_2026-07-31.docx
+++ b/report_agent/output/risk_assessment_form/2026-07-31/risk_assessment_form_filled_2026-07-31.docx
@@ -3182,7 +3182,7 @@
                 <w:sz w:val="12"/>
                 <w:szCs w:val="12"/>
               </w:rPr>
-              <w:t>조치를 완료하였다.</w:t>
+              <w:t>조치를 완료했다.</w:t>
             </w:r>
           </w:p>
         </w:tc>

--- a/report_agent/output/risk_assessment_form/2026-07-31/risk_assessment_form_filled_2026-07-31.docx
+++ b/report_agent/output/risk_assessment_form/2026-07-31/risk_assessment_form_filled_2026-07-31.docx
@@ -3182,7 +3182,7 @@
                 <w:sz w:val="12"/>
                 <w:szCs w:val="12"/>
               </w:rPr>
-              <w:t>조치를 완료했다.</w:t>
+              <w:t>조치를 완료하였다.</w:t>
             </w:r>
           </w:p>
         </w:tc>
